--- a/scripts/gazettes/gazette-2026-06-20.docx
+++ b/scripts/gazettes/gazette-2026-06-20.docx
@@ -229,7 +229,7 @@
                 <w:color w:val="1A1A1A"/>
                 <w:sz w:val="52"/>
               </w:rPr>
-              <w:t>4</w:t>
+              <w:t>7</w:t>
             </w:r>
           </w:p>
         </w:tc>
@@ -317,9 +317,9 @@
                 <w:color w:val="555555"/>
                 <w:sz w:val="15"/>
               </w:rPr>
-              <w:t>Presidential</w:t>
+              <w:t>Presidential Acts,</w:t>
               <w:br/>
-              <w:t>Documents &amp; Addresses</w:t>
+              <w:t>Addresses &amp; Letters</w:t>
             </w:r>
           </w:p>
         </w:tc>
@@ -1406,7 +1406,7 @@
           <w:color w:val="888888"/>
           <w:sz w:val="16"/>
         </w:rPr>
-        <w:t xml:space="preserve">   Addresses &amp; Diplomatic Correspondence — 13–18 June 2026</w:t>
+        <w:t xml:space="preserve">   Decrees, Orders, Addresses &amp; Correspondence — 13–18 June 2026</w:t>
       </w:r>
     </w:p>
     <w:p>
@@ -1421,8 +1421,217 @@
           <w:color w:val="555555"/>
           <w:sz w:val="18"/>
         </w:rPr>
-        <w:t>No presidential decrees (fərmanlar) or orders (sərəncamlar) were published in the publicly accessible document register for the week under review. The presidential record for this period consists of two substantive addresses at international forums hosted in Azerbaijan, and two diplomatic letters to foreign heads of state. The two summit addresses — on artificial intelligence and human rights, and on South Caucasus peacebuilding — are of particular geopolitical significance.</w:t>
+        <w:t>Direct extraction of the e-Qanun official register this week surfaced presidential acts not visible on the president.az portal: one Decree (fərman) and two Orders (sərəncamlar) bearing adoption dates within the reporting period. The Decree of 16 June introduces additional measures to support non-oil/gas exports — a substantive economic-policy instrument. The presidential record also includes two substantive addresses at international forums hosted in Azerbaijan and two diplomatic letters to foreign heads of state. The two summit addresses — on artificial intelligence and human rights, and on South Caucasus peacebuilding — are of particular geopolitical significance.</w:t>
       </w:r>
+    </w:p>
+    <w:p>
+      <w:pPr>
+        <w:spacing w:before="60" w:after="40"/>
+        <w:pBdr>
+          <w:bottom w:val="single" w:sz="4" w:space="4" w:color="cccccc"/>
+        </w:pBdr>
+      </w:pPr>
+      <w:r>
+        <w:rPr>
+          <w:rFonts w:ascii="Arial" w:hAnsi="Arial"/>
+          <w:b w:val="0"/>
+          <w:i w:val="0"/>
+          <w:color w:val="555555"/>
+          <w:sz w:val="16"/>
+        </w:rPr>
+        <w:t>DECREES &amp; ORDERS  — via e-Qanun register (e-qanun.az)</w:t>
+      </w:r>
+    </w:p>
+    <w:p>
+      <w:pPr>
+        <w:spacing w:before="60" w:after="20"/>
+      </w:pPr>
+      <w:r>
+        <w:rPr>
+          <w:rFonts w:ascii="Arial" w:hAnsi="Arial"/>
+          <w:b/>
+          <w:color w:val="2C3E50"/>
+          <w:sz w:val="13"/>
+        </w:rPr>
+        <w:t>[DECREE]</w:t>
+      </w:r>
+      <w:r>
+        <w:rPr>
+          <w:rFonts w:ascii="Arial" w:hAnsi="Arial"/>
+          <w:color w:val="888888"/>
+          <w:sz w:val="15"/>
+        </w:rPr>
+        <w:t xml:space="preserve">  framework/62008</w:t>
+      </w:r>
+      <w:r>
+        <w:rPr>
+          <w:rFonts w:ascii="Arial" w:hAnsi="Arial"/>
+          <w:color w:val="888888"/>
+          <w:sz w:val="15"/>
+        </w:rPr>
+        <w:t xml:space="preserve">   16 Jun 2026</w:t>
+      </w:r>
+    </w:p>
+    <w:p>
+      <w:pPr>
+        <w:spacing w:before="0" w:after="20"/>
+      </w:pPr>
+      <w:r>
+        <w:rPr>
+          <w:rFonts w:ascii="Georgia" w:hAnsi="Georgia"/>
+          <w:b/>
+          <w:color w:val="1A1A1A"/>
+          <w:sz w:val="20"/>
+        </w:rPr>
+        <w:t>Additional Measures to Support the Export of Non-Oil/Gas Goods</w:t>
+      </w:r>
+    </w:p>
+    <w:p>
+      <w:pPr>
+        <w:spacing w:before="0" w:after="80"/>
+        <w:pBdr>
+          <w:bottom w:val="single" w:sz="2" w:space="4" w:color="d0d0d0"/>
+        </w:pBdr>
+      </w:pPr>
+      <w:r>
+        <w:rPr>
+          <w:rFonts w:ascii="Arial" w:hAnsi="Arial"/>
+          <w:b w:val="0"/>
+          <w:i w:val="0"/>
+          <w:color w:val="333333"/>
+          <w:sz w:val="18"/>
+        </w:rPr>
+        <w:t>A presidential decree introducing further measures to promote and support the export of non-oil-and-gas products — central to Azerbaijan's economic diversification agenda. In force from 16 June 2026.</w:t>
+      </w:r>
+    </w:p>
+    <w:p>
+      <w:pPr>
+        <w:spacing w:before="60" w:after="20"/>
+      </w:pPr>
+      <w:r>
+        <w:rPr>
+          <w:rFonts w:ascii="Arial" w:hAnsi="Arial"/>
+          <w:b/>
+          <w:color w:val="4A4A4A"/>
+          <w:sz w:val="13"/>
+        </w:rPr>
+        <w:t>[ORDER]</w:t>
+      </w:r>
+      <w:r>
+        <w:rPr>
+          <w:rFonts w:ascii="Arial" w:hAnsi="Arial"/>
+          <w:color w:val="888888"/>
+          <w:sz w:val="15"/>
+        </w:rPr>
+        <w:t xml:space="preserve">  framework/62010</w:t>
+      </w:r>
+      <w:r>
+        <w:rPr>
+          <w:rFonts w:ascii="Arial" w:hAnsi="Arial"/>
+          <w:color w:val="888888"/>
+          <w:sz w:val="15"/>
+        </w:rPr>
+        <w:t xml:space="preserve">   17 Jun 2026</w:t>
+      </w:r>
+    </w:p>
+    <w:p>
+      <w:pPr>
+        <w:spacing w:before="0" w:after="20"/>
+      </w:pPr>
+      <w:r>
+        <w:rPr>
+          <w:rFonts w:ascii="Georgia" w:hAnsi="Georgia"/>
+          <w:b/>
+          <w:color w:val="1A1A1A"/>
+          <w:sz w:val="20"/>
+        </w:rPr>
+        <w:t>Conferral of the "Dostluq" (Friendship) Order on Mohammed Suleyman Al-Jasir</w:t>
+      </w:r>
+    </w:p>
+    <w:p>
+      <w:pPr>
+        <w:spacing w:before="0" w:after="80"/>
+        <w:pBdr>
+          <w:bottom w:val="single" w:sz="2" w:space="4" w:color="d0d0d0"/>
+        </w:pBdr>
+      </w:pPr>
+      <w:r>
+        <w:rPr>
+          <w:rFonts w:ascii="Arial" w:hAnsi="Arial"/>
+          <w:b w:val="0"/>
+          <w:i w:val="0"/>
+          <w:color w:val="333333"/>
+          <w:sz w:val="18"/>
+        </w:rPr>
+        <w:t>Presidential order awarding the "Dostluq" Order to Mohammed Suleyman Al-Jasir, in recognition of contributions to bilateral / multilateral cooperation.</w:t>
+      </w:r>
+    </w:p>
+    <w:p>
+      <w:pPr>
+        <w:spacing w:before="60" w:after="20"/>
+      </w:pPr>
+      <w:r>
+        <w:rPr>
+          <w:rFonts w:ascii="Arial" w:hAnsi="Arial"/>
+          <w:b/>
+          <w:color w:val="4A4A4A"/>
+          <w:sz w:val="13"/>
+        </w:rPr>
+        <w:t>[ORDER]</w:t>
+      </w:r>
+      <w:r>
+        <w:rPr>
+          <w:rFonts w:ascii="Arial" w:hAnsi="Arial"/>
+          <w:color w:val="888888"/>
+          <w:sz w:val="15"/>
+        </w:rPr>
+        <w:t xml:space="preserve">  framework/62009</w:t>
+      </w:r>
+      <w:r>
+        <w:rPr>
+          <w:rFonts w:ascii="Arial" w:hAnsi="Arial"/>
+          <w:color w:val="888888"/>
+          <w:sz w:val="15"/>
+        </w:rPr>
+        <w:t xml:space="preserve">   17 Jun 2026</w:t>
+      </w:r>
+    </w:p>
+    <w:p>
+      <w:pPr>
+        <w:spacing w:before="0" w:after="20"/>
+      </w:pPr>
+      <w:r>
+        <w:rPr>
+          <w:rFonts w:ascii="Georgia" w:hAnsi="Georgia"/>
+          <w:b/>
+          <w:color w:val="1A1A1A"/>
+          <w:sz w:val="20"/>
+        </w:rPr>
+        <w:t>State Decorations for Azerbaijani Healthcare Workers</w:t>
+      </w:r>
+    </w:p>
+    <w:p>
+      <w:pPr>
+        <w:spacing w:before="0" w:after="80"/>
+        <w:pBdr>
+          <w:bottom w:val="single" w:sz="2" w:space="4" w:color="d0d0d0"/>
+        </w:pBdr>
+      </w:pPr>
+      <w:r>
+        <w:rPr>
+          <w:rFonts w:ascii="Arial" w:hAnsi="Arial"/>
+          <w:b w:val="0"/>
+          <w:i w:val="0"/>
+          <w:color w:val="333333"/>
+          <w:sz w:val="18"/>
+        </w:rPr>
+        <w:t>Presidential order conferring state awards on healthcare workers of the Republic of Azerbaijan, customarily issued around Medical Workers' Day.</w:t>
+      </w:r>
+    </w:p>
+    <w:p>
+      <w:pPr>
+        <w:spacing w:before="80" w:after="0"/>
+      </w:pPr>
     </w:p>
     <w:p>
       <w:pPr>
@@ -1862,7 +2071,7 @@
                 <w:color w:val="555555"/>
                 <w:sz w:val="17"/>
               </w:rPr>
-              <w:t>NOTE ON DECREES &amp; ORDERS: Presidential decrees and orders were not retrievable from the president.az documents portal for the current reporting period. Readers should verify directly via the president.az documents register for any decrees or orders issued between 13–20 June. Cabinet Orders 419s and 420s reference implementing prior presidential directives, confirming regulatory activity at the executive level.</w:t>
+              <w:t>SOURCING NOTE: The president.az documents portal did not surface these decrees and orders during compilation; they were instead recovered directly from the e-Qanun official register API (see Section 5). Diplomatic letters and summit addresses are drawn from president.az. Cabinet Orders 419s and 420s reference implementing prior presidential directives, confirming continued regulatory activity at the executive level.</w:t>
             </w:r>
           </w:p>
         </w:tc>
@@ -1986,6 +2195,256 @@
         <w:t xml:space="preserve">   Normative Acts Register — e-qanun.az</w:t>
       </w:r>
     </w:p>
+    <w:p>
+      <w:pPr>
+        <w:spacing w:before="40" w:after="80"/>
+      </w:pPr>
+      <w:r>
+        <w:rPr>
+          <w:rFonts w:ascii="Arial" w:hAnsi="Arial"/>
+          <w:b w:val="0"/>
+          <w:i w:val="0"/>
+          <w:color w:val="555555"/>
+          <w:sz w:val="18"/>
+        </w:rPr>
+        <w:t>The e-Qanun consolidated register was successfully queried this week via its backend API (api.e-qanun.az), replacing the previously unavailable automated feed. The following acts carry an adoption date within the reporting period and have been entered into the official register as of compilation. The register is the authoritative source of consolidated, in-force texts and serves here to confirm formal publication of the instruments reported above.</w:t>
+      </w:r>
+    </w:p>
+    <w:p>
+      <w:pPr>
+        <w:spacing w:before="40" w:after="40"/>
+        <w:pBdr>
+          <w:bottom w:val="single" w:sz="4" w:space="4" w:color="cccccc"/>
+        </w:pBdr>
+      </w:pPr>
+      <w:r>
+        <w:rPr>
+          <w:rFonts w:ascii="Arial" w:hAnsi="Arial"/>
+          <w:b w:val="0"/>
+          <w:i w:val="0"/>
+          <w:color w:val="555555"/>
+          <w:sz w:val="16"/>
+        </w:rPr>
+        <w:t>REGISTERED ACTS — 16–17 JUNE 2026</w:t>
+      </w:r>
+    </w:p>
+    <w:p>
+      <w:pPr>
+        <w:spacing w:before="60" w:after="20"/>
+      </w:pPr>
+      <w:r>
+        <w:rPr>
+          <w:rFonts w:ascii="Arial" w:hAnsi="Arial"/>
+          <w:b/>
+          <w:color w:val="2C3E50"/>
+          <w:sz w:val="13"/>
+        </w:rPr>
+        <w:t>[DECREE]</w:t>
+      </w:r>
+      <w:r>
+        <w:rPr>
+          <w:rFonts w:ascii="Arial" w:hAnsi="Arial"/>
+          <w:color w:val="888888"/>
+          <w:sz w:val="15"/>
+        </w:rPr>
+        <w:t xml:space="preserve">  framework/62008</w:t>
+      </w:r>
+      <w:r>
+        <w:rPr>
+          <w:rFonts w:ascii="Arial" w:hAnsi="Arial"/>
+          <w:color w:val="888888"/>
+          <w:sz w:val="15"/>
+        </w:rPr>
+        <w:t xml:space="preserve">   16 Jun 2026</w:t>
+      </w:r>
+    </w:p>
+    <w:p>
+      <w:pPr>
+        <w:spacing w:before="0" w:after="20"/>
+      </w:pPr>
+      <w:r>
+        <w:rPr>
+          <w:rFonts w:ascii="Georgia" w:hAnsi="Georgia"/>
+          <w:b/>
+          <w:color w:val="1A1A1A"/>
+          <w:sz w:val="20"/>
+        </w:rPr>
+        <w:t>Presidential Decree — Non-Oil/Gas Export Support</w:t>
+      </w:r>
+    </w:p>
+    <w:p>
+      <w:pPr>
+        <w:spacing w:before="0" w:after="80"/>
+        <w:pBdr>
+          <w:bottom w:val="single" w:sz="2" w:space="4" w:color="d0d0d0"/>
+        </w:pBdr>
+      </w:pPr>
+      <w:r>
+        <w:rPr>
+          <w:rFonts w:ascii="Arial" w:hAnsi="Arial"/>
+          <w:b w:val="0"/>
+          <w:i w:val="0"/>
+          <w:color w:val="333333"/>
+          <w:sz w:val="18"/>
+        </w:rPr>
+        <w:t>Additional measures to support the export of non-oil-and-gas goods. Status: in force.</w:t>
+      </w:r>
+    </w:p>
+    <w:p>
+      <w:pPr>
+        <w:spacing w:before="60" w:after="20"/>
+      </w:pPr>
+      <w:r>
+        <w:rPr>
+          <w:rFonts w:ascii="Arial" w:hAnsi="Arial"/>
+          <w:b/>
+          <w:color w:val="4A4A4A"/>
+          <w:sz w:val="13"/>
+        </w:rPr>
+        <w:t>[ORDERS]</w:t>
+      </w:r>
+      <w:r>
+        <w:rPr>
+          <w:rFonts w:ascii="Arial" w:hAnsi="Arial"/>
+          <w:color w:val="888888"/>
+          <w:sz w:val="15"/>
+        </w:rPr>
+        <w:t xml:space="preserve">  framework/62010, /62009</w:t>
+      </w:r>
+      <w:r>
+        <w:rPr>
+          <w:rFonts w:ascii="Arial" w:hAnsi="Arial"/>
+          <w:color w:val="888888"/>
+          <w:sz w:val="15"/>
+        </w:rPr>
+        <w:t xml:space="preserve">   17 Jun 2026</w:t>
+      </w:r>
+    </w:p>
+    <w:p>
+      <w:pPr>
+        <w:spacing w:before="0" w:after="20"/>
+      </w:pPr>
+      <w:r>
+        <w:rPr>
+          <w:rFonts w:ascii="Georgia" w:hAnsi="Georgia"/>
+          <w:b/>
+          <w:color w:val="1A1A1A"/>
+          <w:sz w:val="20"/>
+        </w:rPr>
+        <w:t>Presidential Orders — State Decorations (×2)</w:t>
+      </w:r>
+    </w:p>
+    <w:p>
+      <w:pPr>
+        <w:spacing w:before="0" w:after="80"/>
+        <w:pBdr>
+          <w:bottom w:val="single" w:sz="2" w:space="4" w:color="d0d0d0"/>
+        </w:pBdr>
+      </w:pPr>
+      <w:r>
+        <w:rPr>
+          <w:rFonts w:ascii="Arial" w:hAnsi="Arial"/>
+          <w:b w:val="0"/>
+          <w:i w:val="0"/>
+          <w:color w:val="333333"/>
+          <w:sz w:val="18"/>
+        </w:rPr>
+        <w:t>Conferral of the "Dostluq" Order on M. S. Al-Jasir, and state awards for Azerbaijani healthcare workers. Status: in force.</w:t>
+      </w:r>
+    </w:p>
+    <w:p>
+      <w:pPr>
+        <w:spacing w:before="60" w:after="20"/>
+      </w:pPr>
+      <w:r>
+        <w:rPr>
+          <w:rFonts w:ascii="Arial" w:hAnsi="Arial"/>
+          <w:b/>
+          <w:color w:val="2C3E50"/>
+          <w:sz w:val="13"/>
+        </w:rPr>
+        <w:t>[DECISIONS]</w:t>
+      </w:r>
+      <w:r>
+        <w:rPr>
+          <w:rFonts w:ascii="Arial" w:hAnsi="Arial"/>
+          <w:color w:val="888888"/>
+          <w:sz w:val="15"/>
+        </w:rPr>
+        <w:t xml:space="preserve">  framework/62027, /62025, /62026</w:t>
+      </w:r>
+      <w:r>
+        <w:rPr>
+          <w:rFonts w:ascii="Arial" w:hAnsi="Arial"/>
+          <w:color w:val="888888"/>
+          <w:sz w:val="15"/>
+        </w:rPr>
+        <w:t xml:space="preserve">   16 Jun 2026</w:t>
+      </w:r>
+    </w:p>
+    <w:p>
+      <w:pPr>
+        <w:spacing w:before="0" w:after="20"/>
+      </w:pPr>
+      <w:r>
+        <w:rPr>
+          <w:rFonts w:ascii="Georgia" w:hAnsi="Georgia"/>
+          <w:b/>
+          <w:color w:val="1A1A1A"/>
+          <w:sz w:val="20"/>
+        </w:rPr>
+        <w:t>Cabinet of Ministers Decisions Nos. 181–183</w:t>
+      </w:r>
+    </w:p>
+    <w:p>
+      <w:pPr>
+        <w:spacing w:before="0" w:after="80"/>
+        <w:pBdr>
+          <w:bottom w:val="single" w:sz="2" w:space="4" w:color="d0d0d0"/>
+        </w:pBdr>
+      </w:pPr>
+      <w:r>
+        <w:rPr>
+          <w:rFonts w:ascii="Arial" w:hAnsi="Arial"/>
+          <w:b w:val="0"/>
+          <w:i w:val="0"/>
+          <w:color w:val="333333"/>
+          <w:sz w:val="18"/>
+        </w:rPr>
+        <w:t>No. 181 (amends Cabinet Decision No. 315 of 25 Jun 2024); No. 182 (Rules for the Electronic Registry of State Services); No. 183 (Rules on civil defence in railway transport). Status: in force.</w:t>
+      </w:r>
+    </w:p>
+    <w:p>
+      <w:pPr>
+        <w:spacing w:before="80" w:after="40"/>
+        <w:shd w:val="clear" w:color="auto" w:fill="f0ede6"/>
+      </w:pPr>
+      <w:r>
+        <w:rPr>
+          <w:rFonts w:ascii="Georgia" w:hAnsi="Georgia"/>
+          <w:b/>
+          <w:color w:val="1A1A1A"/>
+          <w:sz w:val="18"/>
+        </w:rPr>
+        <w:t>Register Cross-Check — No New Primary Legislation</w:t>
+      </w:r>
+    </w:p>
+    <w:p>
+      <w:pPr>
+        <w:spacing w:before="0" w:after="60"/>
+        <w:shd w:val="clear" w:color="auto" w:fill="f0ede6"/>
+      </w:pPr>
+      <w:r>
+        <w:rPr>
+          <w:rFonts w:ascii="Arial" w:hAnsi="Arial"/>
+          <w:b w:val="0"/>
+          <w:i w:val="0"/>
+          <w:color w:val="444444"/>
+          <w:sz w:val="17"/>
+        </w:rPr>
+        <w:t>The most recent enacted instruments confirm no new acts were adopted in these categories during the reporting week:  Laws — latest No. 415-VIIQD (26 May 2026);  Milli Majlis Decisions — latest No. 405-VIIQR (26 May 2026);  Cabinet Orders — latest No. 363s (26 May 2026);  Constitutional Court — latest decision 25 May 2026.</w:t>
+      </w:r>
+    </w:p>
     <w:tbl>
       <w:tblPr>
         <w:tblW w:type="auto" w:w="0"/>
@@ -1999,7 +2458,7 @@
         <w:tc>
           <w:tcPr>
             <w:tcW w:type="dxa" w:w="9412"/>
-            <w:shd w:val="clear" w:color="auto" w:fill="fff8e1"/>
+            <w:shd w:val="clear" w:color="auto" w:fill="f8f8f8"/>
           </w:tcPr>
           <w:p>
             <w:pPr>
@@ -2008,21 +2467,12 @@
             <w:r>
               <w:rPr>
                 <w:rFonts w:ascii="Arial" w:hAnsi="Arial"/>
-                <w:b/>
-                <w:color w:val="6B5900"/>
+                <w:b w:val="0"/>
+                <w:i w:val="0"/>
+                <w:color w:val="555555"/>
                 <w:sz w:val="17"/>
               </w:rPr>
-              <w:t xml:space="preserve">⚠ Data Not Extractable.  </w:t>
-            </w:r>
-            <w:r>
-              <w:rPr>
-                <w:rFonts w:ascii="Arial" w:hAnsi="Arial"/>
-                <w:b w:val="0"/>
-                <w:i w:val="0"/>
-                <w:color w:val="6B5900"/>
-                <w:sz w:val="17"/>
-              </w:rPr>
-              <w:t>The e-Qanun portal (e-qanun.az) renders its content dynamically via JavaScript and does not expose a static listing accessible to automated retrieval. No enacted normative acts could be extracted for automated review this week. Readers should consult the portal directly for the consolidated texts of any legislation enacted or amended during the reporting period.</w:t>
+              <w:t>REGISTER-LAG NOTE: The e-Qanun register reflects formal publication and may lag a government body's own portal by several days. The Cabinet instruments of 19 June (Decisions 184–186 and Orders 419s–420s reported above from nk.gov.az) had not yet been entered into the e-Qanun register at the time of compilation and should be re-verified there once published.</w:t>
             </w:r>
           </w:p>
         </w:tc>
